--- a/Lab_report.docx
+++ b/Lab_report.docx
@@ -4,7 +4,7 @@
   <w:body>
     <w:p>
       <w:pPr>
-        <w:pStyle w:val="Body"/>
+        <w:pStyle w:val="Body A"/>
         <w:rPr>
           <w:rFonts w:ascii="Aptos" w:cs="Aptos" w:hAnsi="Aptos" w:eastAsia="Aptos"/>
           <w:b w:val="1"/>
@@ -24,7 +24,7 @@
     </w:p>
     <w:p>
       <w:pPr>
-        <w:pStyle w:val="Body"/>
+        <w:pStyle w:val="Body A"/>
         <w:rPr>
           <w:rFonts w:ascii="Aptos" w:cs="Aptos" w:hAnsi="Aptos" w:eastAsia="Aptos"/>
           <w:i w:val="1"/>
@@ -44,7 +44,7 @@
     </w:p>
     <w:p>
       <w:pPr>
-        <w:pStyle w:val="Body"/>
+        <w:pStyle w:val="Body A"/>
         <w:rPr>
           <w:rFonts w:ascii="Aptos" w:cs="Aptos" w:hAnsi="Aptos" w:eastAsia="Aptos"/>
           <w:i w:val="1"/>
@@ -84,7 +84,7 @@
     </w:p>
     <w:p>
       <w:pPr>
-        <w:pStyle w:val="Body"/>
+        <w:pStyle w:val="Body A"/>
       </w:pPr>
       <w:r>
         <w:rPr>
@@ -96,7 +96,7 @@
     </w:p>
     <w:p>
       <w:pPr>
-        <w:pStyle w:val="Body"/>
+        <w:pStyle w:val="Body A"/>
         <w:rPr>
           <w:rFonts w:ascii="Aptos" w:cs="Aptos" w:hAnsi="Aptos" w:eastAsia="Aptos"/>
           <w:i w:val="1"/>
@@ -116,22 +116,19 @@
     </w:p>
     <w:p>
       <w:pPr>
-        <w:pStyle w:val="Body"/>
-      </w:pPr>
-      <w:r>
-        <w:rPr>
-          <w:lang w:val="en-US"/>
-        </w:rPr>
+        <w:pStyle w:val="Body A"/>
+      </w:pPr>
+      <w:r>
         <w:drawing xmlns:a="http://schemas.openxmlformats.org/drawingml/2006/main">
           <wp:anchor distT="0" distB="0" distL="0" distR="0" simplePos="0" relativeHeight="251660288" behindDoc="0" locked="0" layoutInCell="1" allowOverlap="1">
             <wp:simplePos x="0" y="0"/>
             <wp:positionH relativeFrom="page">
-              <wp:posOffset>927504</wp:posOffset>
+              <wp:posOffset>927503</wp:posOffset>
             </wp:positionH>
             <wp:positionV relativeFrom="line">
               <wp:posOffset>816667</wp:posOffset>
             </wp:positionV>
-            <wp:extent cx="5760721" cy="2725421"/>
+            <wp:extent cx="5760721" cy="2725422"/>
             <wp:effectExtent l="0" t="0" r="0" b="0"/>
             <wp:wrapTopAndBottom distT="0" distB="0"/>
             <wp:docPr id="1073741825" name="officeArt object" descr="Bildobjekt 1"/>
@@ -156,7 +153,7 @@
                   <pic:spPr>
                     <a:xfrm>
                       <a:off x="0" y="0"/>
-                      <a:ext cx="5760721" cy="2725421"/>
+                      <a:ext cx="5760721" cy="2725422"/>
                     </a:xfrm>
                     <a:prstGeom prst="rect">
                       <a:avLst/>
@@ -183,12 +180,9 @@
     </w:p>
     <w:p>
       <w:pPr>
-        <w:pStyle w:val="Body"/>
-      </w:pPr>
-      <w:r>
-        <w:rPr>
-          <w:lang w:val="en-US"/>
-        </w:rPr>
+        <w:pStyle w:val="Body A"/>
+      </w:pPr>
+      <w:r>
         <w:drawing xmlns:a="http://schemas.openxmlformats.org/drawingml/2006/main">
           <wp:anchor distT="0" distB="0" distL="0" distR="0" simplePos="0" relativeHeight="251659264" behindDoc="0" locked="0" layoutInCell="1" allowOverlap="1">
             <wp:simplePos x="0" y="0"/>
@@ -243,27 +237,24 @@
     </w:p>
     <w:p>
       <w:pPr>
-        <w:pStyle w:val="Body"/>
-        <w:rPr>
+        <w:pStyle w:val="Body A"/>
+      </w:pPr>
+    </w:p>
+    <w:p>
+      <w:pPr>
+        <w:pStyle w:val="Body A"/>
+      </w:pPr>
+      <w:r>
+        <w:rPr>
+          <w:rtl w:val="0"/>
           <w:lang w:val="en-US"/>
         </w:rPr>
-      </w:pPr>
-    </w:p>
-    <w:p>
-      <w:pPr>
-        <w:pStyle w:val="Body"/>
-      </w:pPr>
-      <w:r>
-        <w:rPr>
-          <w:rtl w:val="0"/>
-          <w:lang w:val="en-US"/>
-        </w:rPr>
         <w:t>From roboflow we could create a dataset with some augmented versions (flipped, rotaded) of the pictures to expand the dataset. The advantage with roboflow is that the dataset is available online and we could use it in colab.</w:t>
       </w:r>
     </w:p>
     <w:p>
       <w:pPr>
-        <w:pStyle w:val="Body"/>
+        <w:pStyle w:val="Body A"/>
       </w:pPr>
       <w:r>
         <w:rPr>
@@ -285,7 +276,7 @@
     </w:p>
     <w:p>
       <w:pPr>
-        <w:pStyle w:val="Body"/>
+        <w:pStyle w:val="Body A"/>
       </w:pPr>
       <w:r>
         <w:rPr>
@@ -297,7 +288,7 @@
     </w:p>
     <w:p>
       <w:pPr>
-        <w:pStyle w:val="Body"/>
+        <w:pStyle w:val="Body A"/>
       </w:pPr>
       <w:r>
         <w:rPr>
@@ -345,51 +336,91 @@
     </w:p>
     <w:p>
       <w:pPr>
-        <w:pStyle w:val="Body"/>
-      </w:pPr>
-      <w:r>
-        <w:rPr>
-          <w:rStyle w:val="Link"/>
+        <w:pStyle w:val="Body A"/>
+        <w:rPr>
+          <w:lang w:val="de-DE"/>
+        </w:rPr>
+      </w:pPr>
+      <w:r>
+        <w:rPr>
+          <w:rStyle w:val="Hyperlink.1"/>
+          <w:outline w:val="0"/>
+          <w:color w:val="467886"/>
+          <w:u w:val="single" w:color="467886"/>
+          <w:lang w:val="de-DE"/>
+          <w14:textFill>
+            <w14:solidFill>
+              <w14:srgbClr w14:val="467886"/>
+            </w14:solidFill>
+          </w14:textFill>
         </w:rPr>
         <w:fldChar w:fldCharType="begin" w:fldLock="0"/>
       </w:r>
       <w:r>
         <w:rPr>
-          <w:rStyle w:val="Link"/>
+          <w:rStyle w:val="Hyperlink.1"/>
+          <w:outline w:val="0"/>
+          <w:color w:val="467886"/>
+          <w:u w:val="single" w:color="467886"/>
+          <w:lang w:val="de-DE"/>
+          <w14:textFill>
+            <w14:solidFill>
+              <w14:srgbClr w14:val="467886"/>
+            </w14:solidFill>
+          </w14:textFill>
         </w:rPr>
         <w:instrText xml:space="preserve"> HYPERLINK "https://github.com/strombergleila-source/object_detection"</w:instrText>
       </w:r>
       <w:r>
         <w:rPr>
-          <w:rStyle w:val="Link"/>
+          <w:rStyle w:val="Hyperlink.1"/>
+          <w:outline w:val="0"/>
+          <w:color w:val="467886"/>
+          <w:u w:val="single" w:color="467886"/>
+          <w:lang w:val="de-DE"/>
+          <w14:textFill>
+            <w14:solidFill>
+              <w14:srgbClr w14:val="467886"/>
+            </w14:solidFill>
+          </w14:textFill>
         </w:rPr>
         <w:fldChar w:fldCharType="separate" w:fldLock="0"/>
       </w:r>
       <w:r>
         <w:rPr>
-          <w:rStyle w:val="Link"/>
+          <w:rStyle w:val="Hyperlink.1"/>
+          <w:outline w:val="0"/>
+          <w:color w:val="467886"/>
+          <w:u w:val="single" w:color="467886"/>
           <w:rtl w:val="0"/>
           <w:lang w:val="de-DE"/>
+          <w14:textFill>
+            <w14:solidFill>
+              <w14:srgbClr w14:val="467886"/>
+            </w14:solidFill>
+          </w14:textFill>
         </w:rPr>
         <w:t>https://github.com/strombergleila-source/object_detection</w:t>
       </w:r>
       <w:r>
-        <w:rPr/>
+        <w:rPr>
+          <w:lang w:val="de-DE"/>
+        </w:rPr>
         <w:fldChar w:fldCharType="end" w:fldLock="0"/>
       </w:r>
     </w:p>
     <w:p>
       <w:pPr>
-        <w:pStyle w:val="Body"/>
-      </w:pPr>
-    </w:p>
-    <w:p>
-      <w:pPr>
-        <w:pStyle w:val="Body"/>
-      </w:pPr>
-      <w:r>
-        <w:rPr>
-          <w:lang w:val="en-US"/>
+        <w:pStyle w:val="Body A"/>
+      </w:pPr>
+    </w:p>
+    <w:p>
+      <w:pPr>
+        <w:pStyle w:val="Body A"/>
+      </w:pPr>
+      <w:r>
+        <w:rPr>
+          <w:rStyle w:val="None"/>
         </w:rPr>
         <w:drawing xmlns:a="http://schemas.openxmlformats.org/drawingml/2006/main">
           <wp:anchor distT="0" distB="0" distL="0" distR="0" simplePos="0" relativeHeight="251662336" behindDoc="0" locked="0" layoutInCell="1" allowOverlap="1">
@@ -444,6 +475,7 @@
       </w:r>
       <w:r>
         <w:rPr>
+          <w:rStyle w:val="None"/>
           <w:rtl w:val="0"/>
           <w:lang w:val="en-US"/>
         </w:rPr>
@@ -452,86 +484,92 @@
     </w:p>
     <w:p>
       <w:pPr>
-        <w:pStyle w:val="Body"/>
-        <w:rPr>
+        <w:pStyle w:val="Body A"/>
+        <w:rPr>
+          <w:rStyle w:val="None"/>
+        </w:rPr>
+      </w:pPr>
+    </w:p>
+    <w:p>
+      <w:pPr>
+        <w:pStyle w:val="Body A"/>
+      </w:pPr>
+      <w:r>
+        <w:rPr>
+          <w:rStyle w:val="None"/>
+          <w:rtl w:val="0"/>
           <w:lang w:val="en-US"/>
         </w:rPr>
-      </w:pPr>
-    </w:p>
-    <w:p>
-      <w:pPr>
-        <w:pStyle w:val="Body"/>
-      </w:pPr>
-      <w:r>
-        <w:rPr>
+        <w:t>If we look at the loss curves we see that it probably still can improve:</w:t>
+      </w:r>
+    </w:p>
+    <w:p>
+      <w:pPr>
+        <w:pStyle w:val="Body A"/>
+      </w:pPr>
+      <w:r>
+        <w:rPr>
+          <w:rStyle w:val="None"/>
           <w:rtl w:val="0"/>
           <w:lang w:val="en-US"/>
         </w:rPr>
-        <w:t>If we look at the loss curves we see that it probably still can improve:</w:t>
-      </w:r>
-    </w:p>
-    <w:p>
-      <w:pPr>
-        <w:pStyle w:val="Body"/>
-      </w:pPr>
-      <w:r>
-        <w:rPr>
+        <w:t>We doubled the epochs to 50 to see if we could improve the model</w:t>
+      </w:r>
+      <w:r>
+        <w:rPr>
+          <w:rStyle w:val="None"/>
           <w:rtl w:val="0"/>
           <w:lang w:val="en-US"/>
         </w:rPr>
-        <w:t>We doubled the epochs to 50 to see if we could improve the model</w:t>
-      </w:r>
-      <w:r>
-        <w:rPr>
-          <w:rtl w:val="0"/>
-          <w:lang w:val="en-US"/>
-        </w:rPr>
         <w:t>…</w:t>
       </w:r>
     </w:p>
     <w:p>
       <w:pPr>
-        <w:pStyle w:val="Body"/>
-        <w:rPr>
-          <w:lang w:val="en-US"/>
-        </w:rPr>
-      </w:pPr>
-    </w:p>
-    <w:p>
-      <w:pPr>
-        <w:pStyle w:val="Body"/>
-      </w:pPr>
-    </w:p>
-    <w:p>
-      <w:pPr>
-        <w:pStyle w:val="Body"/>
-      </w:pPr>
-    </w:p>
-    <w:p>
-      <w:pPr>
-        <w:pStyle w:val="Body"/>
-      </w:pPr>
-    </w:p>
-    <w:p>
-      <w:pPr>
-        <w:pStyle w:val="Body"/>
-      </w:pPr>
-    </w:p>
-    <w:p>
-      <w:pPr>
-        <w:pStyle w:val="Body"/>
-      </w:pPr>
-    </w:p>
-    <w:p>
-      <w:pPr>
-        <w:pStyle w:val="Body"/>
-      </w:pPr>
-      <w:r>
+        <w:pStyle w:val="Body A"/>
+        <w:rPr>
+          <w:rStyle w:val="None"/>
+        </w:rPr>
+      </w:pPr>
+    </w:p>
+    <w:p>
+      <w:pPr>
+        <w:pStyle w:val="Body A"/>
+      </w:pPr>
+    </w:p>
+    <w:p>
+      <w:pPr>
+        <w:pStyle w:val="Body A"/>
+      </w:pPr>
+    </w:p>
+    <w:p>
+      <w:pPr>
+        <w:pStyle w:val="Body A"/>
+      </w:pPr>
+    </w:p>
+    <w:p>
+      <w:pPr>
+        <w:pStyle w:val="Body A"/>
+      </w:pPr>
+    </w:p>
+    <w:p>
+      <w:pPr>
+        <w:pStyle w:val="Body A"/>
+      </w:pPr>
+    </w:p>
+    <w:p>
+      <w:pPr>
+        <w:pStyle w:val="Body A"/>
+      </w:pPr>
+      <w:r>
+        <w:rPr>
+          <w:rStyle w:val="None"/>
+        </w:rPr>
         <w:drawing xmlns:a="http://schemas.openxmlformats.org/drawingml/2006/main">
           <wp:anchor distT="0" distB="0" distL="0" distR="0" simplePos="0" relativeHeight="251661312" behindDoc="0" locked="0" layoutInCell="1" allowOverlap="1">
             <wp:simplePos x="0" y="0"/>
-            <wp:positionH relativeFrom="margin">
-              <wp:posOffset>-168910</wp:posOffset>
+            <wp:positionH relativeFrom="page">
+              <wp:posOffset>730884</wp:posOffset>
             </wp:positionH>
             <wp:positionV relativeFrom="page">
               <wp:posOffset>734324</wp:posOffset>
@@ -579,16 +617,19 @@
         </w:drawing>
       </w:r>
       <w:r>
+        <w:rPr>
+          <w:rStyle w:val="None"/>
+        </w:rPr>
         <w:drawing xmlns:a="http://schemas.openxmlformats.org/drawingml/2006/main">
           <wp:anchor distT="152400" distB="152400" distL="152400" distR="152400" simplePos="0" relativeHeight="251663360" behindDoc="0" locked="0" layoutInCell="1" allowOverlap="1">
             <wp:simplePos x="0" y="0"/>
-            <wp:positionH relativeFrom="margin">
-              <wp:posOffset>-250190</wp:posOffset>
+            <wp:positionH relativeFrom="page">
+              <wp:posOffset>649604</wp:posOffset>
             </wp:positionH>
             <wp:positionV relativeFrom="line">
               <wp:posOffset>3495939</wp:posOffset>
             </wp:positionV>
-            <wp:extent cx="5756911" cy="2878456"/>
+            <wp:extent cx="5756912" cy="2878457"/>
             <wp:effectExtent l="0" t="0" r="0" b="0"/>
             <wp:wrapThrough wrapText="bothSides" distL="152400" distR="152400">
               <wp:wrapPolygon edited="1">
@@ -621,7 +662,7 @@
                   <pic:spPr>
                     <a:xfrm>
                       <a:off x="0" y="0"/>
-                      <a:ext cx="5756911" cy="2878456"/>
+                      <a:ext cx="5756912" cy="2878457"/>
                     </a:xfrm>
                     <a:prstGeom prst="rect">
                       <a:avLst/>
@@ -641,38 +682,63 @@
     </w:p>
     <w:p>
       <w:pPr>
+        <w:pStyle w:val="Body A"/>
+      </w:pPr>
+    </w:p>
+    <w:p>
+      <w:pPr>
+        <w:pStyle w:val="Body A"/>
+      </w:pPr>
+    </w:p>
+    <w:p>
+      <w:pPr>
+        <w:pStyle w:val="Body A"/>
+      </w:pPr>
+    </w:p>
+    <w:p>
+      <w:pPr>
+        <w:pStyle w:val="Body A"/>
+      </w:pPr>
+    </w:p>
+    <w:p>
+      <w:pPr>
+        <w:pStyle w:val="Body A"/>
+      </w:pPr>
+    </w:p>
+    <w:p>
+      <w:pPr>
+        <w:pStyle w:val="Body A"/>
+      </w:pPr>
+    </w:p>
+    <w:p>
+      <w:pPr>
+        <w:pStyle w:val="Body A"/>
+      </w:pPr>
+    </w:p>
+    <w:p>
+      <w:pPr>
         <w:pStyle w:val="Body"/>
-      </w:pPr>
-    </w:p>
-    <w:p>
-      <w:pPr>
-        <w:pStyle w:val="Body"/>
-      </w:pPr>
-    </w:p>
-    <w:p>
-      <w:pPr>
-        <w:pStyle w:val="Body"/>
-      </w:pPr>
-    </w:p>
-    <w:p>
-      <w:pPr>
-        <w:pStyle w:val="Body"/>
-      </w:pPr>
-    </w:p>
-    <w:p>
-      <w:pPr>
-        <w:pStyle w:val="Body"/>
-      </w:pPr>
-    </w:p>
-    <w:p>
-      <w:pPr>
-        <w:pStyle w:val="Body"/>
-      </w:pPr>
-    </w:p>
-    <w:p>
-      <w:pPr>
-        <w:pStyle w:val="Body"/>
-      </w:pPr>
+        <w:spacing w:after="160" w:line="259" w:lineRule="auto"/>
+        <w:rPr>
+          <w:rStyle w:val="None"/>
+          <w:rFonts w:ascii="Aptos" w:cs="Aptos" w:hAnsi="Aptos" w:eastAsia="Aptos"/>
+          <w:kern w:val="2"/>
+          <w:sz w:val="22"/>
+          <w:szCs w:val="22"/>
+        </w:rPr>
+      </w:pPr>
+      <w:r>
+        <w:rPr>
+          <w:rStyle w:val="None"/>
+          <w:rFonts w:ascii="Aptos" w:cs="Aptos" w:hAnsi="Aptos" w:eastAsia="Aptos"/>
+          <w:kern w:val="2"/>
+          <w:sz w:val="22"/>
+          <w:szCs w:val="22"/>
+          <w:rtl w:val="0"/>
+          <w:lang w:val="en-US"/>
+        </w:rPr>
+        <w:t>The trained model could be saved back to Roboflow. But this is a trial version for 2 weeks only so we saved the best.pt of the model for the next part of the lab.</w:t>
+      </w:r>
     </w:p>
     <w:p>
       <w:pPr>
@@ -689,144 +755,1137 @@
           <w:tab w:val="left" w:pos="6480"/>
           <w:tab w:val="left" w:pos="7200"/>
           <w:tab w:val="left" w:pos="7920"/>
-          <w:tab w:val="left" w:pos="8640"/>
+          <w:tab w:val="left" w:pos="8566"/>
         </w:tabs>
-        <w:bidi w:val="0"/>
         <w:spacing w:before="0" w:line="240" w:lineRule="auto"/>
-        <w:ind w:left="0" w:right="0" w:firstLine="0"/>
-        <w:jc w:val="left"/>
-        <w:rPr>
+        <w:rPr>
+          <w:rStyle w:val="None"/>
+        </w:rPr>
+      </w:pPr>
+    </w:p>
+    <w:p>
+      <w:pPr>
+        <w:pStyle w:val="Body"/>
+        <w:spacing w:after="160" w:line="259" w:lineRule="auto"/>
+        <w:rPr>
+          <w:rStyle w:val="None"/>
+          <w:rFonts w:ascii="Aptos" w:cs="Aptos" w:hAnsi="Aptos" w:eastAsia="Aptos"/>
+          <w:kern w:val="2"/>
+          <w:sz w:val="22"/>
+          <w:szCs w:val="22"/>
+          <w:lang w:val="en-US"/>
+        </w:rPr>
+      </w:pPr>
+      <w:r>
+        <w:rPr>
+          <w:rStyle w:val="None"/>
+          <w:rFonts w:ascii="Aptos" w:cs="Aptos" w:hAnsi="Aptos" w:eastAsia="Aptos"/>
+          <w:kern w:val="2"/>
+          <w:sz w:val="22"/>
+          <w:szCs w:val="22"/>
+          <w:rtl w:val="0"/>
+          <w:lang w:val="en-US"/>
+        </w:rPr>
+        <w:t>We used or trained model, best.pt, and it could identify correctly mobile phones and cups. It seems to rely heavily on colour. A white-blueish cup would be guessed as blue bottle rather than red mug.</w:t>
+      </w:r>
+      <w:r>
+        <w:rPr>
+          <w:rStyle w:val="None"/>
+          <w:rFonts w:ascii="Aptos" w:cs="Aptos" w:hAnsi="Aptos" w:eastAsia="Aptos"/>
+          <w:kern w:val="2"/>
+          <w:sz w:val="22"/>
+          <w:szCs w:val="22"/>
+          <w:lang w:val="en-US"/>
+        </w:rPr>
+        <w:drawing xmlns:a="http://schemas.openxmlformats.org/drawingml/2006/main">
+          <wp:anchor distT="152400" distB="152400" distL="152400" distR="152400" simplePos="0" relativeHeight="251664384" behindDoc="0" locked="0" layoutInCell="1" allowOverlap="1">
+            <wp:simplePos x="0" y="0"/>
+            <wp:positionH relativeFrom="margin">
+              <wp:posOffset>186055</wp:posOffset>
+            </wp:positionH>
+            <wp:positionV relativeFrom="line">
+              <wp:posOffset>279770</wp:posOffset>
+            </wp:positionV>
+            <wp:extent cx="2379504" cy="1591961"/>
+            <wp:effectExtent l="0" t="0" r="0" b="0"/>
+            <wp:wrapThrough wrapText="bothSides" distL="152400" distR="152400">
+              <wp:wrapPolygon edited="1">
+                <wp:start x="0" y="0"/>
+                <wp:lineTo x="21600" y="0"/>
+                <wp:lineTo x="21600" y="21600"/>
+                <wp:lineTo x="0" y="21600"/>
+                <wp:lineTo x="0" y="0"/>
+              </wp:wrapPolygon>
+            </wp:wrapThrough>
+            <wp:docPr id="1073741830" name="officeArt object" descr="white cup.png"/>
+            <wp:cNvGraphicFramePr/>
+            <a:graphic xmlns:a="http://schemas.openxmlformats.org/drawingml/2006/main">
+              <a:graphicData uri="http://schemas.openxmlformats.org/drawingml/2006/picture">
+                <pic:pic xmlns:pic="http://schemas.openxmlformats.org/drawingml/2006/picture">
+                  <pic:nvPicPr>
+                    <pic:cNvPr id="1073741830" name="white cup.png" descr="white cup.png"/>
+                    <pic:cNvPicPr>
+                      <a:picLocks noChangeAspect="1"/>
+                    </pic:cNvPicPr>
+                  </pic:nvPicPr>
+                  <pic:blipFill>
+                    <a:blip r:embed="rId9">
+                      <a:extLst/>
+                    </a:blip>
+                    <a:stretch>
+                      <a:fillRect/>
+                    </a:stretch>
+                  </pic:blipFill>
+                  <pic:spPr>
+                    <a:xfrm>
+                      <a:off x="0" y="0"/>
+                      <a:ext cx="2379504" cy="1591961"/>
+                    </a:xfrm>
+                    <a:prstGeom prst="rect">
+                      <a:avLst/>
+                    </a:prstGeom>
+                    <a:ln w="12700" cap="flat">
+                      <a:noFill/>
+                      <a:miter lim="400000"/>
+                    </a:ln>
+                    <a:effectLst/>
+                  </pic:spPr>
+                </pic:pic>
+              </a:graphicData>
+            </a:graphic>
+          </wp:anchor>
+        </w:drawing>
+      </w:r>
+      <w:r>
+        <w:rPr>
+          <w:rStyle w:val="None"/>
+          <w:rFonts w:ascii="Aptos" w:cs="Aptos" w:hAnsi="Aptos" w:eastAsia="Aptos"/>
+          <w:kern w:val="2"/>
+          <w:sz w:val="22"/>
+          <w:szCs w:val="22"/>
+          <w:rtl w:val="0"/>
+          <w:lang w:val="en-US"/>
+        </w:rPr>
+        <w:t xml:space="preserve"> </w:t>
+      </w:r>
+    </w:p>
+    <w:p>
+      <w:pPr>
+        <w:pStyle w:val="Body"/>
+        <w:spacing w:after="160" w:line="259" w:lineRule="auto"/>
+        <w:rPr>
+          <w:rStyle w:val="None"/>
+          <w:rFonts w:ascii="Aptos" w:cs="Aptos" w:hAnsi="Aptos" w:eastAsia="Aptos"/>
+          <w:kern w:val="2"/>
+          <w:sz w:val="22"/>
+          <w:szCs w:val="22"/>
+          <w:lang w:val="en-US"/>
+        </w:rPr>
+      </w:pPr>
+    </w:p>
+    <w:p>
+      <w:pPr>
+        <w:pStyle w:val="Body"/>
+        <w:spacing w:after="160" w:line="259" w:lineRule="auto"/>
+        <w:rPr>
+          <w:rStyle w:val="None"/>
+          <w:rFonts w:ascii="Aptos" w:cs="Aptos" w:hAnsi="Aptos" w:eastAsia="Aptos"/>
+          <w:kern w:val="2"/>
+          <w:sz w:val="22"/>
+          <w:szCs w:val="22"/>
+          <w:lang w:val="en-US"/>
+        </w:rPr>
+      </w:pPr>
+    </w:p>
+    <w:p>
+      <w:pPr>
+        <w:pStyle w:val="Body"/>
+        <w:spacing w:after="160" w:line="259" w:lineRule="auto"/>
+        <w:rPr>
+          <w:rStyle w:val="None"/>
+          <w:rFonts w:ascii="Aptos" w:cs="Aptos" w:hAnsi="Aptos" w:eastAsia="Aptos"/>
+          <w:kern w:val="2"/>
+          <w:sz w:val="22"/>
+          <w:szCs w:val="22"/>
+        </w:rPr>
+      </w:pPr>
+    </w:p>
+    <w:p>
+      <w:pPr>
+        <w:pStyle w:val="Default"/>
+        <w:tabs>
+          <w:tab w:val="left" w:pos="720"/>
+          <w:tab w:val="left" w:pos="1440"/>
+          <w:tab w:val="left" w:pos="2160"/>
+          <w:tab w:val="left" w:pos="2880"/>
+          <w:tab w:val="left" w:pos="3600"/>
+          <w:tab w:val="left" w:pos="4320"/>
+          <w:tab w:val="left" w:pos="5040"/>
+          <w:tab w:val="left" w:pos="5760"/>
+          <w:tab w:val="left" w:pos="6480"/>
+          <w:tab w:val="left" w:pos="7200"/>
+          <w:tab w:val="left" w:pos="7920"/>
+          <w:tab w:val="left" w:pos="8566"/>
+        </w:tabs>
+        <w:spacing w:before="0" w:line="240" w:lineRule="auto"/>
+        <w:rPr>
+          <w:rStyle w:val="None"/>
+        </w:rPr>
+      </w:pPr>
+    </w:p>
+    <w:p>
+      <w:pPr>
+        <w:pStyle w:val="Default"/>
+        <w:tabs>
+          <w:tab w:val="left" w:pos="720"/>
+          <w:tab w:val="left" w:pos="1440"/>
+          <w:tab w:val="left" w:pos="2160"/>
+          <w:tab w:val="left" w:pos="2880"/>
+          <w:tab w:val="left" w:pos="3600"/>
+          <w:tab w:val="left" w:pos="4320"/>
+          <w:tab w:val="left" w:pos="5040"/>
+          <w:tab w:val="left" w:pos="5760"/>
+          <w:tab w:val="left" w:pos="6480"/>
+          <w:tab w:val="left" w:pos="7200"/>
+          <w:tab w:val="left" w:pos="7920"/>
+          <w:tab w:val="left" w:pos="8566"/>
+        </w:tabs>
+        <w:spacing w:before="0" w:line="240" w:lineRule="auto"/>
+        <w:rPr>
+          <w:rStyle w:val="None"/>
+        </w:rPr>
+      </w:pPr>
+    </w:p>
+    <w:p>
+      <w:pPr>
+        <w:pStyle w:val="Default"/>
+        <w:tabs>
+          <w:tab w:val="left" w:pos="720"/>
+          <w:tab w:val="left" w:pos="1440"/>
+          <w:tab w:val="left" w:pos="2160"/>
+          <w:tab w:val="left" w:pos="2880"/>
+          <w:tab w:val="left" w:pos="3600"/>
+          <w:tab w:val="left" w:pos="4320"/>
+          <w:tab w:val="left" w:pos="5040"/>
+          <w:tab w:val="left" w:pos="5760"/>
+          <w:tab w:val="left" w:pos="6480"/>
+          <w:tab w:val="left" w:pos="7200"/>
+          <w:tab w:val="left" w:pos="7920"/>
+          <w:tab w:val="left" w:pos="8566"/>
+        </w:tabs>
+        <w:spacing w:before="0" w:line="240" w:lineRule="auto"/>
+        <w:rPr>
+          <w:rStyle w:val="None"/>
+        </w:rPr>
+      </w:pPr>
+    </w:p>
+    <w:p>
+      <w:pPr>
+        <w:pStyle w:val="Default"/>
+        <w:tabs>
+          <w:tab w:val="left" w:pos="720"/>
+          <w:tab w:val="left" w:pos="1440"/>
+          <w:tab w:val="left" w:pos="2160"/>
+          <w:tab w:val="left" w:pos="2880"/>
+          <w:tab w:val="left" w:pos="3600"/>
+          <w:tab w:val="left" w:pos="4320"/>
+          <w:tab w:val="left" w:pos="5040"/>
+          <w:tab w:val="left" w:pos="5760"/>
+          <w:tab w:val="left" w:pos="6480"/>
+          <w:tab w:val="left" w:pos="7200"/>
+          <w:tab w:val="left" w:pos="7920"/>
+          <w:tab w:val="left" w:pos="8566"/>
+        </w:tabs>
+        <w:spacing w:before="0" w:line="240" w:lineRule="auto"/>
+        <w:rPr>
+          <w:rStyle w:val="None"/>
+        </w:rPr>
+      </w:pPr>
+      <w:r>
+        <w:rPr>
+          <w:rStyle w:val="None"/>
+        </w:rPr>
+        <w:drawing xmlns:a="http://schemas.openxmlformats.org/drawingml/2006/main">
+          <wp:anchor distT="152400" distB="152400" distL="152400" distR="152400" simplePos="0" relativeHeight="251665408" behindDoc="0" locked="0" layoutInCell="1" allowOverlap="1">
+            <wp:simplePos x="0" y="0"/>
+            <wp:positionH relativeFrom="margin">
+              <wp:posOffset>186055</wp:posOffset>
+            </wp:positionH>
+            <wp:positionV relativeFrom="line">
+              <wp:posOffset>314960</wp:posOffset>
+            </wp:positionV>
+            <wp:extent cx="2315921" cy="2417201"/>
+            <wp:effectExtent l="0" t="0" r="0" b="0"/>
+            <wp:wrapThrough wrapText="bothSides" distL="152400" distR="152400">
+              <wp:wrapPolygon edited="1">
+                <wp:start x="0" y="0"/>
+                <wp:lineTo x="21600" y="0"/>
+                <wp:lineTo x="21600" y="21600"/>
+                <wp:lineTo x="0" y="21600"/>
+                <wp:lineTo x="0" y="0"/>
+              </wp:wrapPolygon>
+            </wp:wrapThrough>
+            <wp:docPr id="1073741831" name="officeArt object" descr="lighthouse.png"/>
+            <wp:cNvGraphicFramePr/>
+            <a:graphic xmlns:a="http://schemas.openxmlformats.org/drawingml/2006/main">
+              <a:graphicData uri="http://schemas.openxmlformats.org/drawingml/2006/picture">
+                <pic:pic xmlns:pic="http://schemas.openxmlformats.org/drawingml/2006/picture">
+                  <pic:nvPicPr>
+                    <pic:cNvPr id="1073741831" name="lighthouse.png" descr="lighthouse.png"/>
+                    <pic:cNvPicPr>
+                      <a:picLocks noChangeAspect="1"/>
+                    </pic:cNvPicPr>
+                  </pic:nvPicPr>
+                  <pic:blipFill>
+                    <a:blip r:embed="rId10">
+                      <a:extLst/>
+                    </a:blip>
+                    <a:stretch>
+                      <a:fillRect/>
+                    </a:stretch>
+                  </pic:blipFill>
+                  <pic:spPr>
+                    <a:xfrm>
+                      <a:off x="0" y="0"/>
+                      <a:ext cx="2315921" cy="2417201"/>
+                    </a:xfrm>
+                    <a:prstGeom prst="rect">
+                      <a:avLst/>
+                    </a:prstGeom>
+                    <a:ln w="12700" cap="flat">
+                      <a:noFill/>
+                      <a:miter lim="400000"/>
+                    </a:ln>
+                    <a:effectLst/>
+                  </pic:spPr>
+                </pic:pic>
+              </a:graphicData>
+            </a:graphic>
+          </wp:anchor>
+        </w:drawing>
+      </w:r>
+    </w:p>
+    <w:p>
+      <w:pPr>
+        <w:pStyle w:val="Default"/>
+        <w:tabs>
+          <w:tab w:val="left" w:pos="720"/>
+          <w:tab w:val="left" w:pos="1440"/>
+          <w:tab w:val="left" w:pos="2160"/>
+          <w:tab w:val="left" w:pos="2880"/>
+          <w:tab w:val="left" w:pos="3600"/>
+          <w:tab w:val="left" w:pos="4320"/>
+          <w:tab w:val="left" w:pos="5040"/>
+          <w:tab w:val="left" w:pos="5760"/>
+          <w:tab w:val="left" w:pos="6480"/>
+          <w:tab w:val="left" w:pos="7200"/>
+          <w:tab w:val="left" w:pos="7920"/>
+          <w:tab w:val="left" w:pos="8566"/>
+        </w:tabs>
+        <w:spacing w:before="0" w:line="240" w:lineRule="auto"/>
+        <w:rPr>
+          <w:rStyle w:val="None"/>
+        </w:rPr>
+      </w:pPr>
+    </w:p>
+    <w:p>
+      <w:pPr>
+        <w:pStyle w:val="Default"/>
+        <w:tabs>
+          <w:tab w:val="left" w:pos="720"/>
+          <w:tab w:val="left" w:pos="1440"/>
+          <w:tab w:val="left" w:pos="2160"/>
+          <w:tab w:val="left" w:pos="2880"/>
+          <w:tab w:val="left" w:pos="3600"/>
+          <w:tab w:val="left" w:pos="4320"/>
+          <w:tab w:val="left" w:pos="5040"/>
+          <w:tab w:val="left" w:pos="5760"/>
+          <w:tab w:val="left" w:pos="6480"/>
+          <w:tab w:val="left" w:pos="7200"/>
+          <w:tab w:val="left" w:pos="7920"/>
+          <w:tab w:val="left" w:pos="8566"/>
+        </w:tabs>
+        <w:spacing w:before="0" w:line="240" w:lineRule="auto"/>
+        <w:rPr>
+          <w:rStyle w:val="None"/>
+        </w:rPr>
+      </w:pPr>
+    </w:p>
+    <w:p>
+      <w:pPr>
+        <w:pStyle w:val="Default"/>
+        <w:tabs>
+          <w:tab w:val="left" w:pos="720"/>
+          <w:tab w:val="left" w:pos="1440"/>
+          <w:tab w:val="left" w:pos="2160"/>
+          <w:tab w:val="left" w:pos="2880"/>
+          <w:tab w:val="left" w:pos="3600"/>
+          <w:tab w:val="left" w:pos="4320"/>
+          <w:tab w:val="left" w:pos="5040"/>
+          <w:tab w:val="left" w:pos="5760"/>
+          <w:tab w:val="left" w:pos="6480"/>
+          <w:tab w:val="left" w:pos="7200"/>
+          <w:tab w:val="left" w:pos="7920"/>
+          <w:tab w:val="left" w:pos="8566"/>
+        </w:tabs>
+        <w:spacing w:before="0" w:line="240" w:lineRule="auto"/>
+        <w:rPr>
+          <w:rStyle w:val="None"/>
+        </w:rPr>
+      </w:pPr>
+    </w:p>
+    <w:p>
+      <w:pPr>
+        <w:pStyle w:val="Default"/>
+        <w:tabs>
+          <w:tab w:val="left" w:pos="720"/>
+          <w:tab w:val="left" w:pos="1440"/>
+          <w:tab w:val="left" w:pos="2160"/>
+          <w:tab w:val="left" w:pos="2880"/>
+          <w:tab w:val="left" w:pos="3600"/>
+          <w:tab w:val="left" w:pos="4320"/>
+          <w:tab w:val="left" w:pos="5040"/>
+          <w:tab w:val="left" w:pos="5760"/>
+          <w:tab w:val="left" w:pos="6480"/>
+          <w:tab w:val="left" w:pos="7200"/>
+          <w:tab w:val="left" w:pos="7920"/>
+          <w:tab w:val="left" w:pos="8566"/>
+        </w:tabs>
+        <w:spacing w:before="0" w:line="240" w:lineRule="auto"/>
+        <w:rPr>
+          <w:rStyle w:val="None"/>
+        </w:rPr>
+      </w:pPr>
+    </w:p>
+    <w:p>
+      <w:pPr>
+        <w:pStyle w:val="Default"/>
+        <w:tabs>
+          <w:tab w:val="left" w:pos="720"/>
+          <w:tab w:val="left" w:pos="1440"/>
+          <w:tab w:val="left" w:pos="2160"/>
+          <w:tab w:val="left" w:pos="2880"/>
+          <w:tab w:val="left" w:pos="3600"/>
+          <w:tab w:val="left" w:pos="4320"/>
+          <w:tab w:val="left" w:pos="5040"/>
+          <w:tab w:val="left" w:pos="5760"/>
+          <w:tab w:val="left" w:pos="6480"/>
+          <w:tab w:val="left" w:pos="7200"/>
+          <w:tab w:val="left" w:pos="7920"/>
+          <w:tab w:val="left" w:pos="8566"/>
+        </w:tabs>
+        <w:spacing w:before="0" w:line="240" w:lineRule="auto"/>
+        <w:rPr>
+          <w:rStyle w:val="None"/>
+        </w:rPr>
+      </w:pPr>
+    </w:p>
+    <w:p>
+      <w:pPr>
+        <w:pStyle w:val="Default"/>
+        <w:tabs>
+          <w:tab w:val="left" w:pos="720"/>
+          <w:tab w:val="left" w:pos="1440"/>
+          <w:tab w:val="left" w:pos="2160"/>
+          <w:tab w:val="left" w:pos="2880"/>
+          <w:tab w:val="left" w:pos="3600"/>
+          <w:tab w:val="left" w:pos="4320"/>
+          <w:tab w:val="left" w:pos="5040"/>
+          <w:tab w:val="left" w:pos="5760"/>
+          <w:tab w:val="left" w:pos="6480"/>
+          <w:tab w:val="left" w:pos="7200"/>
+          <w:tab w:val="left" w:pos="7920"/>
+          <w:tab w:val="left" w:pos="8566"/>
+        </w:tabs>
+        <w:spacing w:before="0" w:line="240" w:lineRule="auto"/>
+        <w:rPr>
+          <w:rStyle w:val="None"/>
+        </w:rPr>
+      </w:pPr>
+    </w:p>
+    <w:p>
+      <w:pPr>
+        <w:pStyle w:val="Default"/>
+        <w:tabs>
+          <w:tab w:val="left" w:pos="720"/>
+          <w:tab w:val="left" w:pos="1440"/>
+          <w:tab w:val="left" w:pos="2160"/>
+          <w:tab w:val="left" w:pos="2880"/>
+          <w:tab w:val="left" w:pos="3600"/>
+          <w:tab w:val="left" w:pos="4320"/>
+          <w:tab w:val="left" w:pos="5040"/>
+          <w:tab w:val="left" w:pos="5760"/>
+          <w:tab w:val="left" w:pos="6480"/>
+          <w:tab w:val="left" w:pos="7200"/>
+          <w:tab w:val="left" w:pos="7920"/>
+          <w:tab w:val="left" w:pos="8566"/>
+        </w:tabs>
+        <w:spacing w:before="0" w:line="240" w:lineRule="auto"/>
+        <w:rPr>
+          <w:rStyle w:val="None"/>
+        </w:rPr>
+      </w:pPr>
+    </w:p>
+    <w:p>
+      <w:pPr>
+        <w:pStyle w:val="Default"/>
+        <w:tabs>
+          <w:tab w:val="left" w:pos="720"/>
+          <w:tab w:val="left" w:pos="1440"/>
+          <w:tab w:val="left" w:pos="2160"/>
+          <w:tab w:val="left" w:pos="2880"/>
+          <w:tab w:val="left" w:pos="3600"/>
+          <w:tab w:val="left" w:pos="4320"/>
+          <w:tab w:val="left" w:pos="5040"/>
+          <w:tab w:val="left" w:pos="5760"/>
+          <w:tab w:val="left" w:pos="6480"/>
+          <w:tab w:val="left" w:pos="7200"/>
+          <w:tab w:val="left" w:pos="7920"/>
+          <w:tab w:val="left" w:pos="8566"/>
+        </w:tabs>
+        <w:spacing w:before="0" w:line="240" w:lineRule="auto"/>
+        <w:rPr>
+          <w:rStyle w:val="None"/>
+        </w:rPr>
+      </w:pPr>
+    </w:p>
+    <w:p>
+      <w:pPr>
+        <w:pStyle w:val="Default"/>
+        <w:tabs>
+          <w:tab w:val="left" w:pos="720"/>
+          <w:tab w:val="left" w:pos="1440"/>
+          <w:tab w:val="left" w:pos="2160"/>
+          <w:tab w:val="left" w:pos="2880"/>
+          <w:tab w:val="left" w:pos="3600"/>
+          <w:tab w:val="left" w:pos="4320"/>
+          <w:tab w:val="left" w:pos="5040"/>
+          <w:tab w:val="left" w:pos="5760"/>
+          <w:tab w:val="left" w:pos="6480"/>
+          <w:tab w:val="left" w:pos="7200"/>
+          <w:tab w:val="left" w:pos="7920"/>
+          <w:tab w:val="left" w:pos="8566"/>
+        </w:tabs>
+        <w:spacing w:before="0" w:line="240" w:lineRule="auto"/>
+        <w:rPr>
+          <w:rStyle w:val="None"/>
+        </w:rPr>
+      </w:pPr>
+    </w:p>
+    <w:p>
+      <w:pPr>
+        <w:pStyle w:val="Default"/>
+        <w:tabs>
+          <w:tab w:val="left" w:pos="720"/>
+          <w:tab w:val="left" w:pos="1440"/>
+          <w:tab w:val="left" w:pos="2160"/>
+          <w:tab w:val="left" w:pos="2880"/>
+          <w:tab w:val="left" w:pos="3600"/>
+          <w:tab w:val="left" w:pos="4320"/>
+          <w:tab w:val="left" w:pos="5040"/>
+          <w:tab w:val="left" w:pos="5760"/>
+          <w:tab w:val="left" w:pos="6480"/>
+          <w:tab w:val="left" w:pos="7200"/>
+          <w:tab w:val="left" w:pos="7920"/>
+          <w:tab w:val="left" w:pos="8566"/>
+        </w:tabs>
+        <w:spacing w:before="0" w:line="240" w:lineRule="auto"/>
+        <w:rPr>
+          <w:rStyle w:val="None"/>
+        </w:rPr>
+      </w:pPr>
+    </w:p>
+    <w:p>
+      <w:pPr>
+        <w:pStyle w:val="Default"/>
+        <w:tabs>
+          <w:tab w:val="left" w:pos="720"/>
+          <w:tab w:val="left" w:pos="1440"/>
+          <w:tab w:val="left" w:pos="2160"/>
+          <w:tab w:val="left" w:pos="2880"/>
+          <w:tab w:val="left" w:pos="3600"/>
+          <w:tab w:val="left" w:pos="4320"/>
+          <w:tab w:val="left" w:pos="5040"/>
+          <w:tab w:val="left" w:pos="5760"/>
+          <w:tab w:val="left" w:pos="6480"/>
+          <w:tab w:val="left" w:pos="7200"/>
+          <w:tab w:val="left" w:pos="7920"/>
+          <w:tab w:val="left" w:pos="8566"/>
+        </w:tabs>
+        <w:spacing w:before="0" w:line="240" w:lineRule="auto"/>
+        <w:rPr>
+          <w:rStyle w:val="None"/>
+        </w:rPr>
+      </w:pPr>
+    </w:p>
+    <w:p>
+      <w:pPr>
+        <w:pStyle w:val="Default"/>
+        <w:tabs>
+          <w:tab w:val="left" w:pos="720"/>
+          <w:tab w:val="left" w:pos="1440"/>
+          <w:tab w:val="left" w:pos="2160"/>
+          <w:tab w:val="left" w:pos="2880"/>
+          <w:tab w:val="left" w:pos="3600"/>
+          <w:tab w:val="left" w:pos="4320"/>
+          <w:tab w:val="left" w:pos="5040"/>
+          <w:tab w:val="left" w:pos="5760"/>
+          <w:tab w:val="left" w:pos="6480"/>
+          <w:tab w:val="left" w:pos="7200"/>
+          <w:tab w:val="left" w:pos="7920"/>
+          <w:tab w:val="left" w:pos="8566"/>
+        </w:tabs>
+        <w:spacing w:before="0" w:line="240" w:lineRule="auto"/>
+        <w:rPr>
+          <w:rStyle w:val="None"/>
+        </w:rPr>
+      </w:pPr>
+    </w:p>
+    <w:p>
+      <w:pPr>
+        <w:pStyle w:val="Default"/>
+        <w:tabs>
+          <w:tab w:val="left" w:pos="720"/>
+          <w:tab w:val="left" w:pos="1440"/>
+          <w:tab w:val="left" w:pos="2160"/>
+          <w:tab w:val="left" w:pos="2880"/>
+          <w:tab w:val="left" w:pos="3600"/>
+          <w:tab w:val="left" w:pos="4320"/>
+          <w:tab w:val="left" w:pos="5040"/>
+          <w:tab w:val="left" w:pos="5760"/>
+          <w:tab w:val="left" w:pos="6480"/>
+          <w:tab w:val="left" w:pos="7200"/>
+          <w:tab w:val="left" w:pos="7920"/>
+          <w:tab w:val="left" w:pos="8566"/>
+        </w:tabs>
+        <w:spacing w:before="0" w:line="240" w:lineRule="auto"/>
+        <w:rPr>
+          <w:rStyle w:val="None"/>
+        </w:rPr>
+      </w:pPr>
+    </w:p>
+    <w:p>
+      <w:pPr>
+        <w:pStyle w:val="Default"/>
+        <w:tabs>
+          <w:tab w:val="left" w:pos="720"/>
+          <w:tab w:val="left" w:pos="1440"/>
+          <w:tab w:val="left" w:pos="2160"/>
+          <w:tab w:val="left" w:pos="2880"/>
+          <w:tab w:val="left" w:pos="3600"/>
+          <w:tab w:val="left" w:pos="4320"/>
+          <w:tab w:val="left" w:pos="5040"/>
+          <w:tab w:val="left" w:pos="5760"/>
+          <w:tab w:val="left" w:pos="6480"/>
+          <w:tab w:val="left" w:pos="7200"/>
+          <w:tab w:val="left" w:pos="7920"/>
+          <w:tab w:val="left" w:pos="8566"/>
+        </w:tabs>
+        <w:spacing w:before="0" w:line="240" w:lineRule="auto"/>
+        <w:rPr>
+          <w:rStyle w:val="None"/>
+        </w:rPr>
+      </w:pPr>
+    </w:p>
+    <w:p>
+      <w:pPr>
+        <w:pStyle w:val="Default"/>
+        <w:tabs>
+          <w:tab w:val="left" w:pos="720"/>
+          <w:tab w:val="left" w:pos="1440"/>
+          <w:tab w:val="left" w:pos="2160"/>
+          <w:tab w:val="left" w:pos="2880"/>
+          <w:tab w:val="left" w:pos="3600"/>
+          <w:tab w:val="left" w:pos="4320"/>
+          <w:tab w:val="left" w:pos="5040"/>
+          <w:tab w:val="left" w:pos="5760"/>
+          <w:tab w:val="left" w:pos="6480"/>
+          <w:tab w:val="left" w:pos="7200"/>
+          <w:tab w:val="left" w:pos="7920"/>
+          <w:tab w:val="left" w:pos="8566"/>
+        </w:tabs>
+        <w:spacing w:before="0" w:line="240" w:lineRule="auto"/>
+        <w:rPr>
+          <w:rStyle w:val="None"/>
+        </w:rPr>
+      </w:pPr>
+      <w:r>
+        <w:rPr>
+          <w:rStyle w:val="None"/>
+        </w:rPr>
+        <w:drawing xmlns:a="http://schemas.openxmlformats.org/drawingml/2006/main">
+          <wp:anchor distT="152400" distB="152400" distL="152400" distR="152400" simplePos="0" relativeHeight="251666432" behindDoc="0" locked="0" layoutInCell="1" allowOverlap="1">
+            <wp:simplePos x="0" y="0"/>
+            <wp:positionH relativeFrom="margin">
+              <wp:posOffset>186055</wp:posOffset>
+            </wp:positionH>
+            <wp:positionV relativeFrom="line">
+              <wp:posOffset>203199</wp:posOffset>
+            </wp:positionV>
+            <wp:extent cx="2315921" cy="1237609"/>
+            <wp:effectExtent l="0" t="0" r="0" b="0"/>
+            <wp:wrapThrough wrapText="bothSides" distL="152400" distR="152400">
+              <wp:wrapPolygon edited="1">
+                <wp:start x="0" y="0"/>
+                <wp:lineTo x="21600" y="0"/>
+                <wp:lineTo x="21600" y="21600"/>
+                <wp:lineTo x="0" y="21600"/>
+                <wp:lineTo x="0" y="0"/>
+              </wp:wrapPolygon>
+            </wp:wrapThrough>
+            <wp:docPr id="1073741832" name="officeArt object" descr="Roboflow model.png"/>
+            <wp:cNvGraphicFramePr/>
+            <a:graphic xmlns:a="http://schemas.openxmlformats.org/drawingml/2006/main">
+              <a:graphicData uri="http://schemas.openxmlformats.org/drawingml/2006/picture">
+                <pic:pic xmlns:pic="http://schemas.openxmlformats.org/drawingml/2006/picture">
+                  <pic:nvPicPr>
+                    <pic:cNvPr id="1073741832" name="Roboflow model.png" descr="Roboflow model.png"/>
+                    <pic:cNvPicPr>
+                      <a:picLocks noChangeAspect="1"/>
+                    </pic:cNvPicPr>
+                  </pic:nvPicPr>
+                  <pic:blipFill>
+                    <a:blip r:embed="rId11">
+                      <a:extLst/>
+                    </a:blip>
+                    <a:stretch>
+                      <a:fillRect/>
+                    </a:stretch>
+                  </pic:blipFill>
+                  <pic:spPr>
+                    <a:xfrm>
+                      <a:off x="0" y="0"/>
+                      <a:ext cx="2315921" cy="1237609"/>
+                    </a:xfrm>
+                    <a:prstGeom prst="rect">
+                      <a:avLst/>
+                    </a:prstGeom>
+                    <a:ln w="12700" cap="flat">
+                      <a:noFill/>
+                      <a:miter lim="400000"/>
+                    </a:ln>
+                    <a:effectLst/>
+                  </pic:spPr>
+                </pic:pic>
+              </a:graphicData>
+            </a:graphic>
+          </wp:anchor>
+        </w:drawing>
+      </w:r>
+    </w:p>
+    <w:p>
+      <w:pPr>
+        <w:pStyle w:val="Default"/>
+        <w:tabs>
+          <w:tab w:val="left" w:pos="720"/>
+          <w:tab w:val="left" w:pos="1440"/>
+          <w:tab w:val="left" w:pos="2160"/>
+          <w:tab w:val="left" w:pos="2880"/>
+          <w:tab w:val="left" w:pos="3600"/>
+          <w:tab w:val="left" w:pos="4320"/>
+          <w:tab w:val="left" w:pos="5040"/>
+          <w:tab w:val="left" w:pos="5760"/>
+          <w:tab w:val="left" w:pos="6480"/>
+          <w:tab w:val="left" w:pos="7200"/>
+          <w:tab w:val="left" w:pos="7920"/>
+          <w:tab w:val="left" w:pos="8566"/>
+        </w:tabs>
+        <w:spacing w:before="0" w:line="240" w:lineRule="auto"/>
+        <w:rPr>
+          <w:rStyle w:val="None"/>
+        </w:rPr>
+      </w:pPr>
+    </w:p>
+    <w:p>
+      <w:pPr>
+        <w:pStyle w:val="Default"/>
+        <w:tabs>
+          <w:tab w:val="left" w:pos="720"/>
+          <w:tab w:val="left" w:pos="1440"/>
+          <w:tab w:val="left" w:pos="2160"/>
+          <w:tab w:val="left" w:pos="2880"/>
+          <w:tab w:val="left" w:pos="3600"/>
+          <w:tab w:val="left" w:pos="4320"/>
+          <w:tab w:val="left" w:pos="5040"/>
+          <w:tab w:val="left" w:pos="5760"/>
+          <w:tab w:val="left" w:pos="6480"/>
+          <w:tab w:val="left" w:pos="7200"/>
+          <w:tab w:val="left" w:pos="7920"/>
+          <w:tab w:val="left" w:pos="8566"/>
+        </w:tabs>
+        <w:spacing w:before="0" w:line="240" w:lineRule="auto"/>
+        <w:rPr>
+          <w:rStyle w:val="None"/>
+        </w:rPr>
+      </w:pPr>
+    </w:p>
+    <w:p>
+      <w:pPr>
+        <w:pStyle w:val="Default"/>
+        <w:tabs>
+          <w:tab w:val="left" w:pos="720"/>
+          <w:tab w:val="left" w:pos="1440"/>
+          <w:tab w:val="left" w:pos="2160"/>
+          <w:tab w:val="left" w:pos="2880"/>
+          <w:tab w:val="left" w:pos="3600"/>
+          <w:tab w:val="left" w:pos="4320"/>
+          <w:tab w:val="left" w:pos="5040"/>
+          <w:tab w:val="left" w:pos="5760"/>
+          <w:tab w:val="left" w:pos="6480"/>
+          <w:tab w:val="left" w:pos="7200"/>
+          <w:tab w:val="left" w:pos="7920"/>
+          <w:tab w:val="left" w:pos="8566"/>
+        </w:tabs>
+        <w:spacing w:before="0" w:line="240" w:lineRule="auto"/>
+        <w:rPr>
+          <w:rStyle w:val="None"/>
+        </w:rPr>
+      </w:pPr>
+    </w:p>
+    <w:p>
+      <w:pPr>
+        <w:pStyle w:val="Default"/>
+        <w:tabs>
+          <w:tab w:val="left" w:pos="720"/>
+          <w:tab w:val="left" w:pos="1440"/>
+          <w:tab w:val="left" w:pos="2160"/>
+          <w:tab w:val="left" w:pos="2880"/>
+          <w:tab w:val="left" w:pos="3600"/>
+          <w:tab w:val="left" w:pos="4320"/>
+          <w:tab w:val="left" w:pos="5040"/>
+          <w:tab w:val="left" w:pos="5760"/>
+          <w:tab w:val="left" w:pos="6480"/>
+          <w:tab w:val="left" w:pos="7200"/>
+          <w:tab w:val="left" w:pos="7920"/>
+          <w:tab w:val="left" w:pos="8566"/>
+        </w:tabs>
+        <w:spacing w:before="0" w:line="240" w:lineRule="auto"/>
+        <w:rPr>
+          <w:rStyle w:val="None"/>
+        </w:rPr>
+      </w:pPr>
+    </w:p>
+    <w:p>
+      <w:pPr>
+        <w:pStyle w:val="Default"/>
+        <w:tabs>
+          <w:tab w:val="left" w:pos="720"/>
+          <w:tab w:val="left" w:pos="1440"/>
+          <w:tab w:val="left" w:pos="2160"/>
+          <w:tab w:val="left" w:pos="2880"/>
+          <w:tab w:val="left" w:pos="3600"/>
+          <w:tab w:val="left" w:pos="4320"/>
+          <w:tab w:val="left" w:pos="5040"/>
+          <w:tab w:val="left" w:pos="5760"/>
+          <w:tab w:val="left" w:pos="6480"/>
+          <w:tab w:val="left" w:pos="7200"/>
+          <w:tab w:val="left" w:pos="7920"/>
+          <w:tab w:val="left" w:pos="8566"/>
+        </w:tabs>
+        <w:spacing w:before="0" w:line="240" w:lineRule="auto"/>
+        <w:rPr>
+          <w:rStyle w:val="None"/>
+        </w:rPr>
+      </w:pPr>
+    </w:p>
+    <w:p>
+      <w:pPr>
+        <w:pStyle w:val="Default"/>
+        <w:tabs>
+          <w:tab w:val="left" w:pos="720"/>
+          <w:tab w:val="left" w:pos="1440"/>
+          <w:tab w:val="left" w:pos="2160"/>
+          <w:tab w:val="left" w:pos="2880"/>
+          <w:tab w:val="left" w:pos="3600"/>
+          <w:tab w:val="left" w:pos="4320"/>
+          <w:tab w:val="left" w:pos="5040"/>
+          <w:tab w:val="left" w:pos="5760"/>
+          <w:tab w:val="left" w:pos="6480"/>
+          <w:tab w:val="left" w:pos="7200"/>
+          <w:tab w:val="left" w:pos="7920"/>
+          <w:tab w:val="left" w:pos="8566"/>
+        </w:tabs>
+        <w:spacing w:before="0" w:line="240" w:lineRule="auto"/>
+        <w:rPr>
+          <w:rStyle w:val="None"/>
+        </w:rPr>
+      </w:pPr>
+    </w:p>
+    <w:p>
+      <w:pPr>
+        <w:pStyle w:val="Default"/>
+        <w:tabs>
+          <w:tab w:val="left" w:pos="720"/>
+          <w:tab w:val="left" w:pos="1440"/>
+          <w:tab w:val="left" w:pos="2160"/>
+          <w:tab w:val="left" w:pos="2880"/>
+          <w:tab w:val="left" w:pos="3600"/>
+          <w:tab w:val="left" w:pos="4320"/>
+          <w:tab w:val="left" w:pos="5040"/>
+          <w:tab w:val="left" w:pos="5760"/>
+          <w:tab w:val="left" w:pos="6480"/>
+          <w:tab w:val="left" w:pos="7200"/>
+          <w:tab w:val="left" w:pos="7920"/>
+          <w:tab w:val="left" w:pos="8566"/>
+        </w:tabs>
+        <w:spacing w:before="0" w:line="240" w:lineRule="auto"/>
+        <w:rPr>
+          <w:rStyle w:val="None"/>
+        </w:rPr>
+      </w:pPr>
+    </w:p>
+    <w:p>
+      <w:pPr>
+        <w:pStyle w:val="Default"/>
+        <w:tabs>
+          <w:tab w:val="left" w:pos="720"/>
+          <w:tab w:val="left" w:pos="1440"/>
+          <w:tab w:val="left" w:pos="2160"/>
+          <w:tab w:val="left" w:pos="2880"/>
+          <w:tab w:val="left" w:pos="3600"/>
+          <w:tab w:val="left" w:pos="4320"/>
+          <w:tab w:val="left" w:pos="5040"/>
+          <w:tab w:val="left" w:pos="5760"/>
+          <w:tab w:val="left" w:pos="6480"/>
+          <w:tab w:val="left" w:pos="7200"/>
+          <w:tab w:val="left" w:pos="7920"/>
+          <w:tab w:val="left" w:pos="8566"/>
+        </w:tabs>
+        <w:spacing w:before="0" w:line="240" w:lineRule="auto"/>
+        <w:rPr>
+          <w:rStyle w:val="None"/>
+        </w:rPr>
+      </w:pPr>
+    </w:p>
+    <w:p>
+      <w:pPr>
+        <w:pStyle w:val="Default"/>
+        <w:tabs>
+          <w:tab w:val="left" w:pos="720"/>
+          <w:tab w:val="left" w:pos="1440"/>
+          <w:tab w:val="left" w:pos="2160"/>
+          <w:tab w:val="left" w:pos="2880"/>
+          <w:tab w:val="left" w:pos="3600"/>
+          <w:tab w:val="left" w:pos="4320"/>
+          <w:tab w:val="left" w:pos="5040"/>
+          <w:tab w:val="left" w:pos="5760"/>
+          <w:tab w:val="left" w:pos="6480"/>
+          <w:tab w:val="left" w:pos="7200"/>
+          <w:tab w:val="left" w:pos="7920"/>
+          <w:tab w:val="left" w:pos="8566"/>
+        </w:tabs>
+        <w:spacing w:before="0" w:line="240" w:lineRule="auto"/>
+        <w:rPr>
+          <w:rStyle w:val="None"/>
+        </w:rPr>
+      </w:pPr>
+    </w:p>
+    <w:p>
+      <w:pPr>
+        <w:pStyle w:val="Default"/>
+        <w:tabs>
+          <w:tab w:val="left" w:pos="720"/>
+          <w:tab w:val="left" w:pos="1440"/>
+          <w:tab w:val="left" w:pos="2160"/>
+          <w:tab w:val="left" w:pos="2880"/>
+          <w:tab w:val="left" w:pos="3600"/>
+          <w:tab w:val="left" w:pos="4320"/>
+          <w:tab w:val="left" w:pos="5040"/>
+          <w:tab w:val="left" w:pos="5760"/>
+          <w:tab w:val="left" w:pos="6480"/>
+          <w:tab w:val="left" w:pos="7200"/>
+          <w:tab w:val="left" w:pos="7920"/>
+          <w:tab w:val="left" w:pos="8566"/>
+        </w:tabs>
+        <w:spacing w:before="0" w:line="240" w:lineRule="auto"/>
+        <w:rPr>
+          <w:rStyle w:val="None"/>
+        </w:rPr>
+      </w:pPr>
+    </w:p>
+    <w:p>
+      <w:pPr>
+        <w:pStyle w:val="Default"/>
+        <w:tabs>
+          <w:tab w:val="left" w:pos="720"/>
+          <w:tab w:val="left" w:pos="1440"/>
+          <w:tab w:val="left" w:pos="2160"/>
+          <w:tab w:val="left" w:pos="2880"/>
+          <w:tab w:val="left" w:pos="3600"/>
+          <w:tab w:val="left" w:pos="4320"/>
+          <w:tab w:val="left" w:pos="5040"/>
+          <w:tab w:val="left" w:pos="5760"/>
+          <w:tab w:val="left" w:pos="6480"/>
+          <w:tab w:val="left" w:pos="7200"/>
+          <w:tab w:val="left" w:pos="7920"/>
+          <w:tab w:val="left" w:pos="8566"/>
+        </w:tabs>
+        <w:spacing w:before="0" w:line="240" w:lineRule="auto"/>
+        <w:rPr>
+          <w:rStyle w:val="None"/>
+        </w:rPr>
+      </w:pPr>
+    </w:p>
+    <w:p>
+      <w:pPr>
+        <w:pStyle w:val="Default"/>
+        <w:tabs>
+          <w:tab w:val="left" w:pos="720"/>
+          <w:tab w:val="left" w:pos="1440"/>
+          <w:tab w:val="left" w:pos="2160"/>
+          <w:tab w:val="left" w:pos="2880"/>
+          <w:tab w:val="left" w:pos="3600"/>
+          <w:tab w:val="left" w:pos="4320"/>
+          <w:tab w:val="left" w:pos="5040"/>
+          <w:tab w:val="left" w:pos="5760"/>
+          <w:tab w:val="left" w:pos="6480"/>
+          <w:tab w:val="left" w:pos="7200"/>
+          <w:tab w:val="left" w:pos="7920"/>
+          <w:tab w:val="left" w:pos="8566"/>
+        </w:tabs>
+        <w:spacing w:before="0" w:line="240" w:lineRule="auto"/>
+        <w:rPr>
+          <w:rStyle w:val="None"/>
           <w:rFonts w:ascii="Times Roman" w:cs="Times Roman" w:hAnsi="Times Roman" w:eastAsia="Times Roman"/>
-          <w:rtl w:val="0"/>
-        </w:rPr>
-      </w:pPr>
-      <w:r>
-        <w:rPr>
+        </w:rPr>
+      </w:pPr>
+      <w:r>
+        <w:rPr>
+          <w:rStyle w:val="None"/>
           <w:rFonts w:ascii="Times Roman" w:hAnsi="Times Roman"/>
           <w:rtl w:val="0"/>
           <w:lang w:val="sv-SE"/>
         </w:rPr>
-        <w:t>We ra</w:t>
-      </w:r>
-      <w:r>
-        <w:rPr>
-          <w:rFonts w:ascii="Times Roman" w:hAnsi="Times Roman"/>
-          <w:rtl w:val="0"/>
-        </w:rPr>
-        <w:t xml:space="preserve">n </w:t>
-      </w:r>
-      <w:r>
-        <w:rPr>
-          <w:rFonts w:ascii="Times Roman" w:hAnsi="Times Roman"/>
+        <w:t>You can find the code in video_cam.py at:</w:t>
+      </w:r>
+    </w:p>
+    <w:p>
+      <w:pPr>
+        <w:pStyle w:val="Body A"/>
+        <w:rPr>
+          <w:lang w:val="de-DE"/>
+        </w:rPr>
+      </w:pPr>
+      <w:r>
+        <w:rPr>
+          <w:rStyle w:val="Hyperlink.1"/>
+          <w:outline w:val="0"/>
+          <w:color w:val="467886"/>
+          <w:u w:val="single" w:color="467886"/>
+          <w:lang w:val="de-DE"/>
+          <w14:textFill>
+            <w14:solidFill>
+              <w14:srgbClr w14:val="467886"/>
+            </w14:solidFill>
+          </w14:textFill>
+        </w:rPr>
+        <w:fldChar w:fldCharType="begin" w:fldLock="0"/>
+      </w:r>
+      <w:r>
+        <w:rPr>
+          <w:rStyle w:val="Hyperlink.1"/>
+          <w:outline w:val="0"/>
+          <w:color w:val="467886"/>
+          <w:u w:val="single" w:color="467886"/>
+          <w:lang w:val="de-DE"/>
+          <w14:textFill>
+            <w14:solidFill>
+              <w14:srgbClr w14:val="467886"/>
+            </w14:solidFill>
+          </w14:textFill>
+        </w:rPr>
+        <w:instrText xml:space="preserve"> HYPERLINK "https://github.com/strombergleila-source/object_detection"</w:instrText>
+      </w:r>
+      <w:r>
+        <w:rPr>
+          <w:rStyle w:val="Hyperlink.1"/>
+          <w:outline w:val="0"/>
+          <w:color w:val="467886"/>
+          <w:u w:val="single" w:color="467886"/>
+          <w:lang w:val="de-DE"/>
+          <w14:textFill>
+            <w14:solidFill>
+              <w14:srgbClr w14:val="467886"/>
+            </w14:solidFill>
+          </w14:textFill>
+        </w:rPr>
+        <w:fldChar w:fldCharType="separate" w:fldLock="0"/>
+      </w:r>
+      <w:r>
+        <w:rPr>
+          <w:rStyle w:val="Hyperlink.1"/>
+          <w:outline w:val="0"/>
+          <w:color w:val="467886"/>
+          <w:u w:val="single" w:color="467886"/>
+          <w:rtl w:val="0"/>
+          <w:lang w:val="de-DE"/>
+          <w14:textFill>
+            <w14:solidFill>
+              <w14:srgbClr w14:val="467886"/>
+            </w14:solidFill>
+          </w14:textFill>
+        </w:rPr>
+        <w:t>https://github.com/strombergleila-source/object_detection</w:t>
+      </w:r>
+      <w:r>
+        <w:rPr>
+          <w:lang w:val="de-DE"/>
+        </w:rPr>
+        <w:fldChar w:fldCharType="end" w:fldLock="0"/>
+      </w:r>
+    </w:p>
+    <w:p>
+      <w:pPr>
+        <w:pStyle w:val="Body A"/>
+      </w:pPr>
+      <w:r>
+        <w:rPr>
+          <w:rStyle w:val="None"/>
           <w:rtl w:val="0"/>
           <w:lang w:val="sv-SE"/>
         </w:rPr>
-        <w:t>our</w:t>
-      </w:r>
-      <w:r>
-        <w:rPr>
-          <w:rFonts w:ascii="Times Roman" w:hAnsi="Times Roman"/>
+        <w:t xml:space="preserve">The </w:t>
+      </w:r>
+      <w:r>
+        <w:rPr>
+          <w:rStyle w:val="None"/>
+          <w:rtl w:val="0"/>
+          <w:lang w:val="sv-SE"/>
+        </w:rPr>
+        <w:t xml:space="preserve">rest of the </w:t>
+      </w:r>
+      <w:r>
+        <w:rPr>
+          <w:rStyle w:val="None"/>
+          <w:rtl w:val="0"/>
+          <w:lang w:val="sv-SE"/>
+        </w:rPr>
+        <w:t xml:space="preserve">images are stored in the folder </w:t>
+      </w:r>
+      <w:r>
+        <w:rPr>
+          <w:rStyle w:val="None"/>
           <w:rtl w:val="0"/>
           <w:lang w:val="en-US"/>
         </w:rPr>
-        <w:t xml:space="preserve"> trained detector on a webcam feed and observe</w:t>
-      </w:r>
-      <w:r>
-        <w:rPr>
-          <w:rFonts w:ascii="Times Roman" w:hAnsi="Times Roman"/>
+        <w:t>results_video_cam</w:t>
+      </w:r>
+      <w:r>
+        <w:rPr>
+          <w:rStyle w:val="None"/>
           <w:rtl w:val="0"/>
           <w:lang w:val="sv-SE"/>
         </w:rPr>
-        <w:t>d</w:t>
-      </w:r>
-      <w:r>
-        <w:rPr>
-          <w:rFonts w:ascii="Times Roman" w:hAnsi="Times Roman"/>
-          <w:rtl w:val="0"/>
-          <w:lang w:val="en-US"/>
-        </w:rPr>
-        <w:t xml:space="preserve"> real-time predictions</w:t>
-      </w:r>
-      <w:r>
-        <w:rPr>
-          <w:rFonts w:ascii="Times Roman" w:hAnsi="Times Roman"/>
-          <w:rtl w:val="0"/>
-          <w:lang w:val="sv-SE"/>
-        </w:rPr>
-        <w:t>. You can find the code in video_cam.py at:</w:t>
-      </w:r>
-    </w:p>
-    <w:p>
-      <w:pPr>
-        <w:pStyle w:val="Body"/>
-      </w:pPr>
-      <w:r>
-        <w:rPr>
-          <w:rStyle w:val="Link"/>
-        </w:rPr>
-        <w:fldChar w:fldCharType="begin" w:fldLock="0"/>
-      </w:r>
-      <w:r>
-        <w:rPr>
-          <w:rStyle w:val="Link"/>
-        </w:rPr>
-        <w:instrText xml:space="preserve"> HYPERLINK "https://github.com/strombergleila-source/object_detection"</w:instrText>
-      </w:r>
-      <w:r>
-        <w:rPr>
-          <w:rStyle w:val="Link"/>
-        </w:rPr>
-        <w:fldChar w:fldCharType="separate" w:fldLock="0"/>
-      </w:r>
-      <w:r>
-        <w:rPr>
-          <w:rStyle w:val="Link"/>
-          <w:rtl w:val="0"/>
-          <w:lang w:val="de-DE"/>
-        </w:rPr>
-        <w:t>https://github.com/strombergleila-source/object_detection</w:t>
-      </w:r>
-      <w:r>
-        <w:rPr/>
-        <w:fldChar w:fldCharType="end" w:fldLock="0"/>
-      </w:r>
-    </w:p>
-    <w:p>
-      <w:pPr>
-        <w:pStyle w:val="Body"/>
-      </w:pPr>
-      <w:r>
-        <w:rPr>
-          <w:rtl w:val="0"/>
-          <w:lang w:val="sv-SE"/>
-        </w:rPr>
-        <w:t xml:space="preserve">The images are stored in the folder </w:t>
-      </w:r>
-      <w:r>
-        <w:rPr>
-          <w:rtl w:val="0"/>
-        </w:rPr>
-        <w:t>results_video_cam</w:t>
-      </w:r>
-      <w:r>
-        <w:rPr>
-          <w:rtl w:val="0"/>
-          <w:lang w:val="sv-SE"/>
-        </w:rPr>
-        <w:t xml:space="preserve"> in GitHub.</w:t>
-      </w:r>
-    </w:p>
-    <w:p>
-      <w:pPr>
-        <w:pStyle w:val="Body"/>
-      </w:pPr>
-    </w:p>
-    <w:p>
-      <w:pPr>
-        <w:pStyle w:val="Body"/>
-      </w:pPr>
-      <w:r>
-        <w:rPr>
+        <w:t xml:space="preserve"> in GitHub</w:t>
+      </w:r>
+    </w:p>
+    <w:p>
+      <w:pPr>
+        <w:pStyle w:val="Body A"/>
+      </w:pPr>
+      <w:r>
+        <w:rPr>
+          <w:rStyle w:val="None"/>
           <w:rFonts w:ascii="Aptos" w:cs="Aptos" w:hAnsi="Aptos" w:eastAsia="Aptos"/>
           <w:i w:val="1"/>
           <w:iCs w:val="1"/>
@@ -837,14 +1896,16 @@
       </w:r>
       <w:r>
         <w:rPr>
-          <w:rtl w:val="0"/>
+          <w:rStyle w:val="None"/>
+          <w:rtl w:val="0"/>
+          <w:lang w:val="en-US"/>
         </w:rPr>
         <w:t>:</w:t>
       </w:r>
     </w:p>
     <w:p>
       <w:pPr>
-        <w:pStyle w:val="Body"/>
+        <w:pStyle w:val="Body A"/>
       </w:pPr>
       <w:r>
         <w:rPr>
@@ -891,8 +1952,8 @@
       </w:r>
     </w:p>
     <w:sectPr>
-      <w:headerReference w:type="default" r:id="rId9"/>
-      <w:footerReference w:type="default" r:id="rId10"/>
+      <w:headerReference w:type="default" r:id="rId12"/>
+      <w:footerReference w:type="default" r:id="rId13"/>
       <w:pgSz w:w="11900" w:h="16840" w:orient="portrait"/>
       <w:pgMar w:top="1417" w:right="1417" w:bottom="1417" w:left="1417" w:header="708" w:footer="708"/>
       <w:bidi w:val="0"/>
@@ -1081,9 +2142,9 @@
       </w14:textFill>
     </w:rPr>
   </w:style>
-  <w:style w:type="paragraph" w:styleId="Body">
-    <w:name w:val="Body"/>
-    <w:next w:val="Body"/>
+  <w:style w:type="paragraph" w:styleId="Body A">
+    <w:name w:val="Body A"/>
+    <w:next w:val="Body A"/>
     <w:pPr>
       <w:keepNext w:val="0"/>
       <w:keepLines w:val="0"/>
@@ -1118,8 +2179,9 @@
       <w:shd w:val="nil" w:color="auto" w:fill="auto"/>
       <w:vertAlign w:val="baseline"/>
       <w:lang w:val="en-US"/>
-      <w14:textOutline>
+      <w14:textOutline w14:w="12700" w14:cap="flat">
         <w14:noFill/>
+        <w14:miter w14:lim="400000"/>
       </w14:textOutline>
       <w14:textFill>
         <w14:solidFill>
@@ -1128,8 +2190,13 @@
       </w14:textFill>
     </w:rPr>
   </w:style>
-  <w:style w:type="character" w:styleId="Link">
-    <w:name w:val="Link"/>
+  <w:style w:type="character" w:styleId="None">
+    <w:name w:val="None"/>
+  </w:style>
+  <w:style w:type="character" w:styleId="Hyperlink.0">
+    <w:name w:val="Hyperlink.0"/>
+    <w:basedOn w:val="None"/>
+    <w:next w:val="Hyperlink.0"/>
     <w:rPr>
       <w:outline w:val="0"/>
       <w:color w:val="467886"/>
@@ -1141,12 +2208,67 @@
       </w14:textFill>
     </w:rPr>
   </w:style>
-  <w:style w:type="character" w:styleId="Hyperlink.0">
-    <w:name w:val="Hyperlink.0"/>
-    <w:basedOn w:val="Link"/>
-    <w:next w:val="Hyperlink.0"/>
+  <w:style w:type="character" w:styleId="Hyperlink.1">
+    <w:name w:val="Hyperlink.1"/>
+    <w:basedOn w:val="None"/>
+    <w:next w:val="Hyperlink.1"/>
     <w:rPr>
+      <w:outline w:val="0"/>
+      <w:color w:val="467886"/>
+      <w:u w:val="single" w:color="467886"/>
+      <w:lang w:val="de-DE"/>
+      <w14:textFill>
+        <w14:solidFill>
+          <w14:srgbClr w14:val="467886"/>
+        </w14:solidFill>
+      </w14:textFill>
+    </w:rPr>
+  </w:style>
+  <w:style w:type="paragraph" w:styleId="Body">
+    <w:name w:val="Body"/>
+    <w:next w:val="Body"/>
+    <w:pPr>
+      <w:keepNext w:val="0"/>
+      <w:keepLines w:val="0"/>
+      <w:pageBreakBefore w:val="0"/>
+      <w:widowControl w:val="1"/>
+      <w:shd w:val="clear" w:color="auto" w:fill="auto"/>
+      <w:suppressAutoHyphens w:val="0"/>
+      <w:bidi w:val="0"/>
+      <w:spacing w:before="0" w:after="0" w:line="240" w:lineRule="auto"/>
+      <w:ind w:left="0" w:right="0" w:firstLine="0"/>
+      <w:jc w:val="left"/>
+      <w:outlineLvl w:val="9"/>
+    </w:pPr>
+    <w:rPr>
+      <w:rFonts w:ascii="Times New Roman" w:cs="Arial Unicode MS" w:hAnsi="Times New Roman" w:eastAsia="Arial Unicode MS"/>
+      <w:b w:val="0"/>
+      <w:bCs w:val="0"/>
+      <w:i w:val="0"/>
+      <w:iCs w:val="0"/>
+      <w:caps w:val="0"/>
+      <w:smallCaps w:val="0"/>
+      <w:strike w:val="0"/>
+      <w:dstrike w:val="0"/>
+      <w:outline w:val="0"/>
+      <w:color w:val="000000"/>
+      <w:spacing w:val="0"/>
+      <w:kern w:val="0"/>
+      <w:position w:val="0"/>
+      <w:sz w:val="24"/>
+      <w:szCs w:val="24"/>
+      <w:u w:val="none" w:color="000000"/>
+      <w:shd w:val="nil" w:color="auto" w:fill="auto"/>
+      <w:vertAlign w:val="baseline"/>
       <w:lang w:val="en-US"/>
+      <w14:textOutline>
+        <w14:noFill/>
+      </w14:textOutline>
+      <w14:textFill>
+        <w14:solidFill>
+          <w14:srgbClr w14:val="000000"/>
+        </w14:solidFill>
+      </w14:textFill>
     </w:rPr>
   </w:style>
   <w:style w:type="paragraph" w:styleId="Default">
@@ -1166,7 +2288,7 @@
       <w:outlineLvl w:val="9"/>
     </w:pPr>
     <w:rPr>
-      <w:rFonts w:ascii="Helvetica Neue" w:cs="Arial Unicode MS" w:hAnsi="Helvetica Neue" w:eastAsia="Arial Unicode MS"/>
+      <w:rFonts w:ascii="Helvetica Neue" w:cs="Helvetica Neue" w:hAnsi="Helvetica Neue" w:eastAsia="Helvetica Neue"/>
       <w:b w:val="0"/>
       <w:bCs w:val="0"/>
       <w:i w:val="0"/>
@@ -1182,12 +2304,13 @@
       <w:position w:val="0"/>
       <w:sz w:val="24"/>
       <w:szCs w:val="24"/>
-      <w:u w:val="none"/>
+      <w:u w:val="none" w:color="000000"/>
       <w:shd w:val="nil" w:color="auto" w:fill="auto"/>
       <w:vertAlign w:val="baseline"/>
       <w:lang w:val="sv-SE"/>
-      <w14:textOutline>
+      <w14:textOutline w14:w="12700" w14:cap="flat">
         <w14:noFill/>
+        <w14:miter w14:lim="400000"/>
       </w14:textOutline>
       <w14:textFill>
         <w14:solidFill>
@@ -1392,17 +2515,17 @@
         <a:solidFill>
           <a:srgbClr val="FFFFFF"/>
         </a:solidFill>
-        <a:ln w="12700" cap="flat">
+        <a:ln w="25400" cap="flat">
           <a:solidFill>
             <a:schemeClr val="accent1"/>
           </a:solidFill>
           <a:prstDash val="solid"/>
-          <a:miter lim="800000"/>
+          <a:round/>
         </a:ln>
         <a:effectLst/>
         <a:sp3d/>
       </a:spPr>
-      <a:bodyPr rot="0" spcFirstLastPara="1" vertOverflow="overflow" horzOverflow="overflow" vert="horz" wrap="square" lIns="45719" tIns="45719" rIns="45719" bIns="45719" numCol="1" spcCol="38100" rtlCol="0" anchor="ctr" upright="0">
+      <a:bodyPr rot="0" spcFirstLastPara="1" vertOverflow="overflow" horzOverflow="overflow" vert="horz" wrap="square" lIns="45718" tIns="45718" rIns="45718" bIns="45718" numCol="1" spcCol="38100" rtlCol="0" anchor="ctr" upright="0">
         <a:spAutoFit/>
       </a:bodyPr>
       <a:lstStyle>
@@ -1430,10 +2553,10 @@
             </a:solidFill>
             <a:effectLst/>
             <a:uFillTx/>
-            <a:latin typeface="Aptos"/>
-            <a:ea typeface="Aptos"/>
-            <a:cs typeface="Aptos"/>
-            <a:sym typeface="Aptos"/>
+            <a:latin typeface="+mn-lt"/>
+            <a:ea typeface="+mn-ea"/>
+            <a:cs typeface="+mn-cs"/>
+            <a:sym typeface="Helvetica Neue"/>
           </a:defRPr>
         </a:defPPr>
         <a:lvl1pPr marL="0" marR="0" indent="0" algn="l" defTabSz="914400" rtl="0" fontAlgn="auto" latinLnBrk="1" hangingPunct="0">
@@ -1681,12 +2804,12 @@
     <a:lnDef>
       <a:spPr>
         <a:noFill/>
-        <a:ln w="12700" cap="flat">
+        <a:ln w="25400" cap="flat">
           <a:solidFill>
             <a:schemeClr val="accent1"/>
           </a:solidFill>
           <a:prstDash val="solid"/>
-          <a:miter lim="800000"/>
+          <a:round/>
         </a:ln>
         <a:effectLst/>
         <a:sp3d/>
@@ -1973,7 +3096,7 @@
         <a:effectLst/>
         <a:sp3d/>
       </a:spPr>
-      <a:bodyPr rot="0" spcFirstLastPara="1" vertOverflow="overflow" horzOverflow="overflow" vert="horz" wrap="square" lIns="45719" tIns="45719" rIns="45719" bIns="45719" numCol="1" spcCol="38100" rtlCol="0" anchor="t" upright="0">
+      <a:bodyPr rot="0" spcFirstLastPara="1" vertOverflow="overflow" horzOverflow="overflow" vert="horz" wrap="square" lIns="45718" tIns="45718" rIns="45718" bIns="45718" numCol="1" spcCol="38100" rtlCol="0" anchor="t" upright="0">
         <a:spAutoFit/>
       </a:bodyPr>
       <a:lstStyle>
@@ -2001,10 +3124,10 @@
             </a:solidFill>
             <a:effectLst/>
             <a:uFillTx/>
-            <a:latin typeface="Aptos"/>
-            <a:ea typeface="Aptos"/>
-            <a:cs typeface="Aptos"/>
-            <a:sym typeface="Aptos"/>
+            <a:latin typeface="+mn-lt"/>
+            <a:ea typeface="+mn-ea"/>
+            <a:cs typeface="+mn-cs"/>
+            <a:sym typeface="Helvetica Neue"/>
           </a:defRPr>
         </a:defPPr>
         <a:lvl1pPr marL="0" marR="0" indent="0" algn="l" defTabSz="914400" rtl="0" fontAlgn="auto" latinLnBrk="1" hangingPunct="0">
